--- a/ml lab ex 5.docx
+++ b/ml lab ex 5.docx
@@ -44,16 +44,253 @@
           <w:lang w:val="en-US"/>
         </w:rPr>
       </w:pPr>
-      <w:r>
-        <w:rPr>
-          <w:noProof/>
-          <w:lang w:val="en-US"/>
-        </w:rPr>
+    </w:p>
+    <w:p>
+      <w:pPr>
+        <w:rPr>
+          <w:lang w:val="en-US"/>
+        </w:rPr>
+      </w:pPr>
+      <w:r>
+        <w:rPr>
+          <w:lang w:val="en-US"/>
+        </w:rPr>
+        <w:t xml:space="preserve">from </w:t>
+      </w:r>
+      <w:proofErr w:type="spellStart"/>
+      <w:proofErr w:type="gramStart"/>
+      <w:r>
+        <w:rPr>
+          <w:lang w:val="en-US"/>
+        </w:rPr>
+        <w:t>sklearn.neighbors</w:t>
+      </w:r>
+      <w:proofErr w:type="spellEnd"/>
+      <w:proofErr w:type="gramEnd"/>
+      <w:r>
+        <w:rPr>
+          <w:lang w:val="en-US"/>
+        </w:rPr>
+        <w:t xml:space="preserve"> import </w:t>
+      </w:r>
+      <w:proofErr w:type="spellStart"/>
+      <w:r>
+        <w:rPr>
+          <w:lang w:val="en-US"/>
+        </w:rPr>
+        <w:t>KNeighborsClassifier</w:t>
+      </w:r>
+      <w:proofErr w:type="spellEnd"/>
+    </w:p>
+    <w:p>
+      <w:pPr>
+        <w:rPr>
+          <w:lang w:val="en-US"/>
+        </w:rPr>
+      </w:pPr>
+      <w:r>
+        <w:rPr>
+          <w:lang w:val="en-US"/>
+        </w:rPr>
+        <w:t>X</w:t>
+      </w:r>
+      <w:proofErr w:type="gramStart"/>
+      <w:r>
+        <w:rPr>
+          <w:lang w:val="en-US"/>
+        </w:rPr>
+        <w:t>=[</w:t>
+      </w:r>
+      <w:proofErr w:type="gramEnd"/>
+      <w:r>
+        <w:rPr>
+          <w:lang w:val="en-US"/>
+        </w:rPr>
+        <w:t>[1],[2],[3],[6],[7],[8]]</w:t>
+      </w:r>
+    </w:p>
+    <w:p>
+      <w:pPr>
+        <w:rPr>
+          <w:lang w:val="en-US"/>
+        </w:rPr>
+      </w:pPr>
+      <w:r>
+        <w:rPr>
+          <w:lang w:val="en-US"/>
+        </w:rPr>
+        <w:t>y</w:t>
+      </w:r>
+      <w:proofErr w:type="gramStart"/>
+      <w:r>
+        <w:rPr>
+          <w:lang w:val="en-US"/>
+        </w:rPr>
+        <w:t>=[</w:t>
+      </w:r>
+      <w:proofErr w:type="gramEnd"/>
+      <w:r>
+        <w:rPr>
+          <w:lang w:val="en-US"/>
+        </w:rPr>
+        <w:t>0,0,0,1,1,1]</w:t>
+      </w:r>
+    </w:p>
+    <w:p>
+      <w:pPr>
+        <w:rPr>
+          <w:lang w:val="en-US"/>
+        </w:rPr>
+      </w:pPr>
+      <w:proofErr w:type="spellStart"/>
+      <w:r>
+        <w:rPr>
+          <w:lang w:val="en-US"/>
+        </w:rPr>
+        <w:t>knn</w:t>
+      </w:r>
+      <w:proofErr w:type="spellEnd"/>
+      <w:r>
+        <w:rPr>
+          <w:lang w:val="en-US"/>
+        </w:rPr>
+        <w:t>=</w:t>
+      </w:r>
+      <w:proofErr w:type="spellStart"/>
+      <w:r>
+        <w:rPr>
+          <w:lang w:val="en-US"/>
+        </w:rPr>
+        <w:t>KNeighborsClassifier</w:t>
+      </w:r>
+      <w:proofErr w:type="spellEnd"/>
+      <w:r>
+        <w:rPr>
+          <w:lang w:val="en-US"/>
+        </w:rPr>
+        <w:t>(</w:t>
+      </w:r>
+      <w:proofErr w:type="spellStart"/>
+      <w:r>
+        <w:rPr>
+          <w:lang w:val="en-US"/>
+        </w:rPr>
+        <w:t>n_neighbors</w:t>
+      </w:r>
+      <w:proofErr w:type="spellEnd"/>
+      <w:r>
+        <w:rPr>
+          <w:lang w:val="en-US"/>
+        </w:rPr>
+        <w:t>=3)</w:t>
+      </w:r>
+    </w:p>
+    <w:p>
+      <w:pPr>
+        <w:rPr>
+          <w:lang w:val="en-US"/>
+        </w:rPr>
+      </w:pPr>
+      <w:proofErr w:type="spellStart"/>
+      <w:r>
+        <w:rPr>
+          <w:lang w:val="en-US"/>
+        </w:rPr>
+        <w:t>knn.fit</w:t>
+      </w:r>
+      <w:proofErr w:type="spellEnd"/>
+      <w:r>
+        <w:rPr>
+          <w:lang w:val="en-US"/>
+        </w:rPr>
+        <w:t>(</w:t>
+      </w:r>
+      <w:proofErr w:type="spellStart"/>
+      <w:proofErr w:type="gramStart"/>
+      <w:r>
+        <w:rPr>
+          <w:lang w:val="en-US"/>
+        </w:rPr>
+        <w:t>X,y</w:t>
+      </w:r>
+      <w:proofErr w:type="spellEnd"/>
+      <w:proofErr w:type="gramEnd"/>
+      <w:r>
+        <w:rPr>
+          <w:lang w:val="en-US"/>
+        </w:rPr>
+        <w:t>)</w:t>
+      </w:r>
+    </w:p>
+    <w:p>
+      <w:pPr>
+        <w:rPr>
+          <w:lang w:val="en-US"/>
+        </w:rPr>
+      </w:pPr>
+      <w:r>
+        <w:rPr>
+          <w:lang w:val="en-US"/>
+        </w:rPr>
+        <w:t>print("Prediction:</w:t>
+      </w:r>
+      <w:proofErr w:type="gramStart"/>
+      <w:r>
+        <w:rPr>
+          <w:lang w:val="en-US"/>
+        </w:rPr>
+        <w:t>",</w:t>
+      </w:r>
+      <w:proofErr w:type="spellStart"/>
+      <w:r>
+        <w:rPr>
+          <w:lang w:val="en-US"/>
+        </w:rPr>
+        <w:t>knn</w:t>
+      </w:r>
+      <w:proofErr w:type="gramEnd"/>
+      <w:r>
+        <w:rPr>
+          <w:lang w:val="en-US"/>
+        </w:rPr>
+        <w:t>.</w:t>
+      </w:r>
+      <w:proofErr w:type="gramStart"/>
+      <w:r>
+        <w:rPr>
+          <w:lang w:val="en-US"/>
+        </w:rPr>
+        <w:t>predict</w:t>
+      </w:r>
+      <w:proofErr w:type="spellEnd"/>
+      <w:r>
+        <w:rPr>
+          <w:lang w:val="en-US"/>
+        </w:rPr>
+        <w:t>(</w:t>
+      </w:r>
+      <w:proofErr w:type="gramEnd"/>
+      <w:r>
+        <w:rPr>
+          <w:lang w:val="en-US"/>
+        </w:rPr>
+        <w:t>[[5]]))</w:t>
+      </w:r>
+    </w:p>
+    <w:p>
+      <w:pPr>
+        <w:rPr>
+          <w:lang w:val="en-US"/>
+        </w:rPr>
+      </w:pPr>
+    </w:p>
+    <w:p>
+      <w:r>
         <w:drawing>
-          <wp:inline distT="0" distB="0" distL="0" distR="0" wp14:anchorId="6AEB22F4" wp14:editId="59A8E333">
-            <wp:extent cx="5731510" cy="1854835"/>
+          <wp:inline distT="0" distB="0" distL="0" distR="0" wp14:anchorId="72F256C3" wp14:editId="50AB0E46">
+            <wp:extent cx="5731510" cy="2084070"/>
             <wp:effectExtent l="0" t="0" r="2540" b="0"/>
-            <wp:docPr id="716904325" name="Picture 1"/>
+            <wp:docPr id="130379854" name="Picture 1"/>
             <wp:cNvGraphicFramePr>
               <a:graphicFrameLocks xmlns:a="http://schemas.openxmlformats.org/drawingml/2006/main" noChangeAspect="1"/>
             </wp:cNvGraphicFramePr>
@@ -61,11 +298,11 @@
               <a:graphicData uri="http://schemas.openxmlformats.org/drawingml/2006/picture">
                 <pic:pic xmlns:pic="http://schemas.openxmlformats.org/drawingml/2006/picture">
                   <pic:nvPicPr>
-                    <pic:cNvPr id="716904325" name=""/>
+                    <pic:cNvPr id="130379854" name=""/>
                     <pic:cNvPicPr/>
                   </pic:nvPicPr>
                   <pic:blipFill>
-                    <a:blip r:embed="rId4"/>
+                    <a:blip r:embed="rId5"/>
                     <a:stretch>
                       <a:fillRect/>
                     </a:stretch>
@@ -73,7 +310,7 @@
                   <pic:spPr>
                     <a:xfrm>
                       <a:off x="0" y="0"/>
-                      <a:ext cx="5731510" cy="1854835"/>
+                      <a:ext cx="5731510" cy="2084070"/>
                     </a:xfrm>
                     <a:prstGeom prst="rect">
                       <a:avLst/>
@@ -86,14 +323,6 @@
         </w:drawing>
       </w:r>
     </w:p>
-    <w:p>
-      <w:pPr>
-        <w:rPr>
-          <w:lang w:val="en-US"/>
-        </w:rPr>
-      </w:pPr>
-    </w:p>
-    <w:p/>
     <w:sectPr>
       <w:pgSz w:w="11906" w:h="16838"/>
       <w:pgMar w:top="1440" w:right="1440" w:bottom="1440" w:left="1440" w:header="708" w:footer="708" w:gutter="0"/>
@@ -102,6 +331,703 @@
     </w:sectPr>
   </w:body>
 </w:document>
+</file>
+
+<file path=word/numbering.xml><?xml version="1.0" encoding="utf-8"?>
+<w:numbering xmlns:wpc="http://schemas.microsoft.com/office/word/2010/wordprocessingCanvas" xmlns:cx="http://schemas.microsoft.com/office/drawing/2014/chartex" xmlns:cx1="http://schemas.microsoft.com/office/drawing/2015/9/8/chartex" xmlns:cx2="http://schemas.microsoft.com/office/drawing/2015/10/21/chartex" xmlns:cx3="http://schemas.microsoft.com/office/drawing/2016/5/9/chartex" xmlns:cx4="http://schemas.microsoft.com/office/drawing/2016/5/10/chartex" xmlns:cx5="http://schemas.microsoft.com/office/drawing/2016/5/11/chartex" xmlns:cx6="http://schemas.microsoft.com/office/drawing/2016/5/12/chartex" xmlns:cx7="http://schemas.microsoft.com/office/drawing/2016/5/13/chartex" xmlns:cx8="http://schemas.microsoft.com/office/drawing/2016/5/14/chartex" xmlns:mc="http://schemas.openxmlformats.org/markup-compatibility/2006" xmlns:aink="http://schemas.microsoft.com/office/drawing/2016/ink" xmlns:am3d="http://schemas.microsoft.com/office/drawing/2017/model3d" xmlns:o="urn:schemas-microsoft-com:office:office" xmlns:oel="http://schemas.microsoft.com/office/2019/extlst" xmlns:r="http://schemas.openxmlformats.org/officeDocument/2006/relationships" xmlns:m="http://schemas.openxmlformats.org/officeDocument/2006/math" xmlns:v="urn:schemas-microsoft-com:vml" xmlns:wp14="http://schemas.microsoft.com/office/word/2010/wordprocessingDrawing" xmlns:wp="http://schemas.openxmlformats.org/drawingml/2006/wordprocessingDrawing" xmlns:w10="urn:schemas-microsoft-com:office:word" xmlns:w="http://schemas.openxmlformats.org/wordprocessingml/2006/main" xmlns:w14="http://schemas.microsoft.com/office/word/2010/wordml" xmlns:w15="http://schemas.microsoft.com/office/word/2012/wordml" xmlns:w16cex="http://schemas.microsoft.com/office/word/2018/wordml/cex" xmlns:w16cid="http://schemas.microsoft.com/office/word/2016/wordml/cid" xmlns:w16="http://schemas.microsoft.com/office/word/2018/wordml" xmlns:w16du="http://schemas.microsoft.com/office/word/2023/wordml/word16du" xmlns:w16sdtdh="http://schemas.microsoft.com/office/word/2020/wordml/sdtdatahash" xmlns:w16sdtfl="http://schemas.microsoft.com/office/word/2024/wordml/sdtformatlock" xmlns:w16se="http://schemas.microsoft.com/office/word/2015/wordml/symex" xmlns:wpg="http://schemas.microsoft.com/office/word/2010/wordprocessingGroup" xmlns:wpi="http://schemas.microsoft.com/office/word/2010/wordprocessingInk" xmlns:wne="http://schemas.microsoft.com/office/word/2006/wordml" xmlns:wps="http://schemas.microsoft.com/office/word/2010/wordprocessingShape" mc:Ignorable="w14 w15 w16se w16cid w16 w16cex w16sdtdh w16sdtfl w16du wp14">
+  <w:abstractNum w:abstractNumId="0" w15:restartNumberingAfterBreak="0">
+    <w:nsid w:val="005A1C4B"/>
+    <w:multiLevelType w:val="multilevel"/>
+    <w:tmpl w:val="5574C596"/>
+    <w:lvl w:ilvl="0">
+      <w:start w:val="1"/>
+      <w:numFmt w:val="decimal"/>
+      <w:lvlText w:val="%1."/>
+      <w:lvlJc w:val="left"/>
+      <w:pPr>
+        <w:tabs>
+          <w:tab w:val="num" w:pos="720"/>
+        </w:tabs>
+        <w:ind w:left="720" w:hanging="360"/>
+      </w:pPr>
+    </w:lvl>
+    <w:lvl w:ilvl="1">
+      <w:start w:val="1"/>
+      <w:numFmt w:val="bullet"/>
+      <w:lvlText w:val=""/>
+      <w:lvlJc w:val="left"/>
+      <w:pPr>
+        <w:tabs>
+          <w:tab w:val="num" w:pos="1440"/>
+        </w:tabs>
+        <w:ind w:left="1440" w:hanging="360"/>
+      </w:pPr>
+      <w:rPr>
+        <w:rFonts w:ascii="Symbol" w:hAnsi="Symbol" w:hint="default"/>
+        <w:sz w:val="20"/>
+      </w:rPr>
+    </w:lvl>
+    <w:lvl w:ilvl="2" w:tentative="1">
+      <w:start w:val="1"/>
+      <w:numFmt w:val="decimal"/>
+      <w:lvlText w:val="%3."/>
+      <w:lvlJc w:val="left"/>
+      <w:pPr>
+        <w:tabs>
+          <w:tab w:val="num" w:pos="2160"/>
+        </w:tabs>
+        <w:ind w:left="2160" w:hanging="360"/>
+      </w:pPr>
+    </w:lvl>
+    <w:lvl w:ilvl="3" w:tentative="1">
+      <w:start w:val="1"/>
+      <w:numFmt w:val="decimal"/>
+      <w:lvlText w:val="%4."/>
+      <w:lvlJc w:val="left"/>
+      <w:pPr>
+        <w:tabs>
+          <w:tab w:val="num" w:pos="2880"/>
+        </w:tabs>
+        <w:ind w:left="2880" w:hanging="360"/>
+      </w:pPr>
+    </w:lvl>
+    <w:lvl w:ilvl="4" w:tentative="1">
+      <w:start w:val="1"/>
+      <w:numFmt w:val="decimal"/>
+      <w:lvlText w:val="%5."/>
+      <w:lvlJc w:val="left"/>
+      <w:pPr>
+        <w:tabs>
+          <w:tab w:val="num" w:pos="3600"/>
+        </w:tabs>
+        <w:ind w:left="3600" w:hanging="360"/>
+      </w:pPr>
+    </w:lvl>
+    <w:lvl w:ilvl="5" w:tentative="1">
+      <w:start w:val="1"/>
+      <w:numFmt w:val="decimal"/>
+      <w:lvlText w:val="%6."/>
+      <w:lvlJc w:val="left"/>
+      <w:pPr>
+        <w:tabs>
+          <w:tab w:val="num" w:pos="4320"/>
+        </w:tabs>
+        <w:ind w:left="4320" w:hanging="360"/>
+      </w:pPr>
+    </w:lvl>
+    <w:lvl w:ilvl="6" w:tentative="1">
+      <w:start w:val="1"/>
+      <w:numFmt w:val="decimal"/>
+      <w:lvlText w:val="%7."/>
+      <w:lvlJc w:val="left"/>
+      <w:pPr>
+        <w:tabs>
+          <w:tab w:val="num" w:pos="5040"/>
+        </w:tabs>
+        <w:ind w:left="5040" w:hanging="360"/>
+      </w:pPr>
+    </w:lvl>
+    <w:lvl w:ilvl="7" w:tentative="1">
+      <w:start w:val="1"/>
+      <w:numFmt w:val="decimal"/>
+      <w:lvlText w:val="%8."/>
+      <w:lvlJc w:val="left"/>
+      <w:pPr>
+        <w:tabs>
+          <w:tab w:val="num" w:pos="5760"/>
+        </w:tabs>
+        <w:ind w:left="5760" w:hanging="360"/>
+      </w:pPr>
+    </w:lvl>
+    <w:lvl w:ilvl="8" w:tentative="1">
+      <w:start w:val="1"/>
+      <w:numFmt w:val="decimal"/>
+      <w:lvlText w:val="%9."/>
+      <w:lvlJc w:val="left"/>
+      <w:pPr>
+        <w:tabs>
+          <w:tab w:val="num" w:pos="6480"/>
+        </w:tabs>
+        <w:ind w:left="6480" w:hanging="360"/>
+      </w:pPr>
+    </w:lvl>
+  </w:abstractNum>
+  <w:abstractNum w:abstractNumId="1" w15:restartNumberingAfterBreak="0">
+    <w:nsid w:val="34AF51C8"/>
+    <w:multiLevelType w:val="multilevel"/>
+    <w:tmpl w:val="5A4EBB36"/>
+    <w:lvl w:ilvl="0">
+      <w:start w:val="1"/>
+      <w:numFmt w:val="bullet"/>
+      <w:lvlText w:val=""/>
+      <w:lvlJc w:val="left"/>
+      <w:pPr>
+        <w:tabs>
+          <w:tab w:val="num" w:pos="720"/>
+        </w:tabs>
+        <w:ind w:left="720" w:hanging="360"/>
+      </w:pPr>
+      <w:rPr>
+        <w:rFonts w:ascii="Symbol" w:hAnsi="Symbol" w:hint="default"/>
+        <w:sz w:val="20"/>
+      </w:rPr>
+    </w:lvl>
+    <w:lvl w:ilvl="1" w:tentative="1">
+      <w:start w:val="1"/>
+      <w:numFmt w:val="bullet"/>
+      <w:lvlText w:val="o"/>
+      <w:lvlJc w:val="left"/>
+      <w:pPr>
+        <w:tabs>
+          <w:tab w:val="num" w:pos="1440"/>
+        </w:tabs>
+        <w:ind w:left="1440" w:hanging="360"/>
+      </w:pPr>
+      <w:rPr>
+        <w:rFonts w:ascii="Courier New" w:hAnsi="Courier New" w:hint="default"/>
+        <w:sz w:val="20"/>
+      </w:rPr>
+    </w:lvl>
+    <w:lvl w:ilvl="2" w:tentative="1">
+      <w:start w:val="1"/>
+      <w:numFmt w:val="bullet"/>
+      <w:lvlText w:val=""/>
+      <w:lvlJc w:val="left"/>
+      <w:pPr>
+        <w:tabs>
+          <w:tab w:val="num" w:pos="2160"/>
+        </w:tabs>
+        <w:ind w:left="2160" w:hanging="360"/>
+      </w:pPr>
+      <w:rPr>
+        <w:rFonts w:ascii="Wingdings" w:hAnsi="Wingdings" w:hint="default"/>
+        <w:sz w:val="20"/>
+      </w:rPr>
+    </w:lvl>
+    <w:lvl w:ilvl="3" w:tentative="1">
+      <w:start w:val="1"/>
+      <w:numFmt w:val="bullet"/>
+      <w:lvlText w:val=""/>
+      <w:lvlJc w:val="left"/>
+      <w:pPr>
+        <w:tabs>
+          <w:tab w:val="num" w:pos="2880"/>
+        </w:tabs>
+        <w:ind w:left="2880" w:hanging="360"/>
+      </w:pPr>
+      <w:rPr>
+        <w:rFonts w:ascii="Wingdings" w:hAnsi="Wingdings" w:hint="default"/>
+        <w:sz w:val="20"/>
+      </w:rPr>
+    </w:lvl>
+    <w:lvl w:ilvl="4" w:tentative="1">
+      <w:start w:val="1"/>
+      <w:numFmt w:val="bullet"/>
+      <w:lvlText w:val=""/>
+      <w:lvlJc w:val="left"/>
+      <w:pPr>
+        <w:tabs>
+          <w:tab w:val="num" w:pos="3600"/>
+        </w:tabs>
+        <w:ind w:left="3600" w:hanging="360"/>
+      </w:pPr>
+      <w:rPr>
+        <w:rFonts w:ascii="Wingdings" w:hAnsi="Wingdings" w:hint="default"/>
+        <w:sz w:val="20"/>
+      </w:rPr>
+    </w:lvl>
+    <w:lvl w:ilvl="5" w:tentative="1">
+      <w:start w:val="1"/>
+      <w:numFmt w:val="bullet"/>
+      <w:lvlText w:val=""/>
+      <w:lvlJc w:val="left"/>
+      <w:pPr>
+        <w:tabs>
+          <w:tab w:val="num" w:pos="4320"/>
+        </w:tabs>
+        <w:ind w:left="4320" w:hanging="360"/>
+      </w:pPr>
+      <w:rPr>
+        <w:rFonts w:ascii="Wingdings" w:hAnsi="Wingdings" w:hint="default"/>
+        <w:sz w:val="20"/>
+      </w:rPr>
+    </w:lvl>
+    <w:lvl w:ilvl="6" w:tentative="1">
+      <w:start w:val="1"/>
+      <w:numFmt w:val="bullet"/>
+      <w:lvlText w:val=""/>
+      <w:lvlJc w:val="left"/>
+      <w:pPr>
+        <w:tabs>
+          <w:tab w:val="num" w:pos="5040"/>
+        </w:tabs>
+        <w:ind w:left="5040" w:hanging="360"/>
+      </w:pPr>
+      <w:rPr>
+        <w:rFonts w:ascii="Wingdings" w:hAnsi="Wingdings" w:hint="default"/>
+        <w:sz w:val="20"/>
+      </w:rPr>
+    </w:lvl>
+    <w:lvl w:ilvl="7" w:tentative="1">
+      <w:start w:val="1"/>
+      <w:numFmt w:val="bullet"/>
+      <w:lvlText w:val=""/>
+      <w:lvlJc w:val="left"/>
+      <w:pPr>
+        <w:tabs>
+          <w:tab w:val="num" w:pos="5760"/>
+        </w:tabs>
+        <w:ind w:left="5760" w:hanging="360"/>
+      </w:pPr>
+      <w:rPr>
+        <w:rFonts w:ascii="Wingdings" w:hAnsi="Wingdings" w:hint="default"/>
+        <w:sz w:val="20"/>
+      </w:rPr>
+    </w:lvl>
+    <w:lvl w:ilvl="8" w:tentative="1">
+      <w:start w:val="1"/>
+      <w:numFmt w:val="bullet"/>
+      <w:lvlText w:val=""/>
+      <w:lvlJc w:val="left"/>
+      <w:pPr>
+        <w:tabs>
+          <w:tab w:val="num" w:pos="6480"/>
+        </w:tabs>
+        <w:ind w:left="6480" w:hanging="360"/>
+      </w:pPr>
+      <w:rPr>
+        <w:rFonts w:ascii="Wingdings" w:hAnsi="Wingdings" w:hint="default"/>
+        <w:sz w:val="20"/>
+      </w:rPr>
+    </w:lvl>
+  </w:abstractNum>
+  <w:abstractNum w:abstractNumId="2" w15:restartNumberingAfterBreak="0">
+    <w:nsid w:val="3B1B3BD1"/>
+    <w:multiLevelType w:val="multilevel"/>
+    <w:tmpl w:val="E5DE253A"/>
+    <w:lvl w:ilvl="0">
+      <w:start w:val="1"/>
+      <w:numFmt w:val="bullet"/>
+      <w:lvlText w:val=""/>
+      <w:lvlJc w:val="left"/>
+      <w:pPr>
+        <w:tabs>
+          <w:tab w:val="num" w:pos="720"/>
+        </w:tabs>
+        <w:ind w:left="720" w:hanging="360"/>
+      </w:pPr>
+      <w:rPr>
+        <w:rFonts w:ascii="Symbol" w:hAnsi="Symbol" w:hint="default"/>
+        <w:sz w:val="20"/>
+      </w:rPr>
+    </w:lvl>
+    <w:lvl w:ilvl="1" w:tentative="1">
+      <w:start w:val="1"/>
+      <w:numFmt w:val="bullet"/>
+      <w:lvlText w:val=""/>
+      <w:lvlJc w:val="left"/>
+      <w:pPr>
+        <w:tabs>
+          <w:tab w:val="num" w:pos="1440"/>
+        </w:tabs>
+        <w:ind w:left="1440" w:hanging="360"/>
+      </w:pPr>
+      <w:rPr>
+        <w:rFonts w:ascii="Symbol" w:hAnsi="Symbol" w:hint="default"/>
+        <w:sz w:val="20"/>
+      </w:rPr>
+    </w:lvl>
+    <w:lvl w:ilvl="2" w:tentative="1">
+      <w:start w:val="1"/>
+      <w:numFmt w:val="bullet"/>
+      <w:lvlText w:val=""/>
+      <w:lvlJc w:val="left"/>
+      <w:pPr>
+        <w:tabs>
+          <w:tab w:val="num" w:pos="2160"/>
+        </w:tabs>
+        <w:ind w:left="2160" w:hanging="360"/>
+      </w:pPr>
+      <w:rPr>
+        <w:rFonts w:ascii="Symbol" w:hAnsi="Symbol" w:hint="default"/>
+        <w:sz w:val="20"/>
+      </w:rPr>
+    </w:lvl>
+    <w:lvl w:ilvl="3" w:tentative="1">
+      <w:start w:val="1"/>
+      <w:numFmt w:val="bullet"/>
+      <w:lvlText w:val=""/>
+      <w:lvlJc w:val="left"/>
+      <w:pPr>
+        <w:tabs>
+          <w:tab w:val="num" w:pos="2880"/>
+        </w:tabs>
+        <w:ind w:left="2880" w:hanging="360"/>
+      </w:pPr>
+      <w:rPr>
+        <w:rFonts w:ascii="Symbol" w:hAnsi="Symbol" w:hint="default"/>
+        <w:sz w:val="20"/>
+      </w:rPr>
+    </w:lvl>
+    <w:lvl w:ilvl="4" w:tentative="1">
+      <w:start w:val="1"/>
+      <w:numFmt w:val="bullet"/>
+      <w:lvlText w:val=""/>
+      <w:lvlJc w:val="left"/>
+      <w:pPr>
+        <w:tabs>
+          <w:tab w:val="num" w:pos="3600"/>
+        </w:tabs>
+        <w:ind w:left="3600" w:hanging="360"/>
+      </w:pPr>
+      <w:rPr>
+        <w:rFonts w:ascii="Symbol" w:hAnsi="Symbol" w:hint="default"/>
+        <w:sz w:val="20"/>
+      </w:rPr>
+    </w:lvl>
+    <w:lvl w:ilvl="5" w:tentative="1">
+      <w:start w:val="1"/>
+      <w:numFmt w:val="bullet"/>
+      <w:lvlText w:val=""/>
+      <w:lvlJc w:val="left"/>
+      <w:pPr>
+        <w:tabs>
+          <w:tab w:val="num" w:pos="4320"/>
+        </w:tabs>
+        <w:ind w:left="4320" w:hanging="360"/>
+      </w:pPr>
+      <w:rPr>
+        <w:rFonts w:ascii="Symbol" w:hAnsi="Symbol" w:hint="default"/>
+        <w:sz w:val="20"/>
+      </w:rPr>
+    </w:lvl>
+    <w:lvl w:ilvl="6" w:tentative="1">
+      <w:start w:val="1"/>
+      <w:numFmt w:val="bullet"/>
+      <w:lvlText w:val=""/>
+      <w:lvlJc w:val="left"/>
+      <w:pPr>
+        <w:tabs>
+          <w:tab w:val="num" w:pos="5040"/>
+        </w:tabs>
+        <w:ind w:left="5040" w:hanging="360"/>
+      </w:pPr>
+      <w:rPr>
+        <w:rFonts w:ascii="Symbol" w:hAnsi="Symbol" w:hint="default"/>
+        <w:sz w:val="20"/>
+      </w:rPr>
+    </w:lvl>
+    <w:lvl w:ilvl="7" w:tentative="1">
+      <w:start w:val="1"/>
+      <w:numFmt w:val="bullet"/>
+      <w:lvlText w:val=""/>
+      <w:lvlJc w:val="left"/>
+      <w:pPr>
+        <w:tabs>
+          <w:tab w:val="num" w:pos="5760"/>
+        </w:tabs>
+        <w:ind w:left="5760" w:hanging="360"/>
+      </w:pPr>
+      <w:rPr>
+        <w:rFonts w:ascii="Symbol" w:hAnsi="Symbol" w:hint="default"/>
+        <w:sz w:val="20"/>
+      </w:rPr>
+    </w:lvl>
+    <w:lvl w:ilvl="8" w:tentative="1">
+      <w:start w:val="1"/>
+      <w:numFmt w:val="bullet"/>
+      <w:lvlText w:val=""/>
+      <w:lvlJc w:val="left"/>
+      <w:pPr>
+        <w:tabs>
+          <w:tab w:val="num" w:pos="6480"/>
+        </w:tabs>
+        <w:ind w:left="6480" w:hanging="360"/>
+      </w:pPr>
+      <w:rPr>
+        <w:rFonts w:ascii="Symbol" w:hAnsi="Symbol" w:hint="default"/>
+        <w:sz w:val="20"/>
+      </w:rPr>
+    </w:lvl>
+  </w:abstractNum>
+  <w:abstractNum w:abstractNumId="3" w15:restartNumberingAfterBreak="0">
+    <w:nsid w:val="5DA123B6"/>
+    <w:multiLevelType w:val="multilevel"/>
+    <w:tmpl w:val="53CAC8A8"/>
+    <w:lvl w:ilvl="0">
+      <w:start w:val="1"/>
+      <w:numFmt w:val="decimal"/>
+      <w:lvlText w:val="%1."/>
+      <w:lvlJc w:val="left"/>
+      <w:pPr>
+        <w:tabs>
+          <w:tab w:val="num" w:pos="720"/>
+        </w:tabs>
+        <w:ind w:left="720" w:hanging="360"/>
+      </w:pPr>
+    </w:lvl>
+    <w:lvl w:ilvl="1" w:tentative="1">
+      <w:start w:val="1"/>
+      <w:numFmt w:val="decimal"/>
+      <w:lvlText w:val="%2."/>
+      <w:lvlJc w:val="left"/>
+      <w:pPr>
+        <w:tabs>
+          <w:tab w:val="num" w:pos="1440"/>
+        </w:tabs>
+        <w:ind w:left="1440" w:hanging="360"/>
+      </w:pPr>
+    </w:lvl>
+    <w:lvl w:ilvl="2" w:tentative="1">
+      <w:start w:val="1"/>
+      <w:numFmt w:val="decimal"/>
+      <w:lvlText w:val="%3."/>
+      <w:lvlJc w:val="left"/>
+      <w:pPr>
+        <w:tabs>
+          <w:tab w:val="num" w:pos="2160"/>
+        </w:tabs>
+        <w:ind w:left="2160" w:hanging="360"/>
+      </w:pPr>
+    </w:lvl>
+    <w:lvl w:ilvl="3" w:tentative="1">
+      <w:start w:val="1"/>
+      <w:numFmt w:val="decimal"/>
+      <w:lvlText w:val="%4."/>
+      <w:lvlJc w:val="left"/>
+      <w:pPr>
+        <w:tabs>
+          <w:tab w:val="num" w:pos="2880"/>
+        </w:tabs>
+        <w:ind w:left="2880" w:hanging="360"/>
+      </w:pPr>
+    </w:lvl>
+    <w:lvl w:ilvl="4" w:tentative="1">
+      <w:start w:val="1"/>
+      <w:numFmt w:val="decimal"/>
+      <w:lvlText w:val="%5."/>
+      <w:lvlJc w:val="left"/>
+      <w:pPr>
+        <w:tabs>
+          <w:tab w:val="num" w:pos="3600"/>
+        </w:tabs>
+        <w:ind w:left="3600" w:hanging="360"/>
+      </w:pPr>
+    </w:lvl>
+    <w:lvl w:ilvl="5" w:tentative="1">
+      <w:start w:val="1"/>
+      <w:numFmt w:val="decimal"/>
+      <w:lvlText w:val="%6."/>
+      <w:lvlJc w:val="left"/>
+      <w:pPr>
+        <w:tabs>
+          <w:tab w:val="num" w:pos="4320"/>
+        </w:tabs>
+        <w:ind w:left="4320" w:hanging="360"/>
+      </w:pPr>
+    </w:lvl>
+    <w:lvl w:ilvl="6" w:tentative="1">
+      <w:start w:val="1"/>
+      <w:numFmt w:val="decimal"/>
+      <w:lvlText w:val="%7."/>
+      <w:lvlJc w:val="left"/>
+      <w:pPr>
+        <w:tabs>
+          <w:tab w:val="num" w:pos="5040"/>
+        </w:tabs>
+        <w:ind w:left="5040" w:hanging="360"/>
+      </w:pPr>
+    </w:lvl>
+    <w:lvl w:ilvl="7" w:tentative="1">
+      <w:start w:val="1"/>
+      <w:numFmt w:val="decimal"/>
+      <w:lvlText w:val="%8."/>
+      <w:lvlJc w:val="left"/>
+      <w:pPr>
+        <w:tabs>
+          <w:tab w:val="num" w:pos="5760"/>
+        </w:tabs>
+        <w:ind w:left="5760" w:hanging="360"/>
+      </w:pPr>
+    </w:lvl>
+    <w:lvl w:ilvl="8" w:tentative="1">
+      <w:start w:val="1"/>
+      <w:numFmt w:val="decimal"/>
+      <w:lvlText w:val="%9."/>
+      <w:lvlJc w:val="left"/>
+      <w:pPr>
+        <w:tabs>
+          <w:tab w:val="num" w:pos="6480"/>
+        </w:tabs>
+        <w:ind w:left="6480" w:hanging="360"/>
+      </w:pPr>
+    </w:lvl>
+  </w:abstractNum>
+  <w:abstractNum w:abstractNumId="4" w15:restartNumberingAfterBreak="0">
+    <w:nsid w:val="7C6C06A9"/>
+    <w:multiLevelType w:val="multilevel"/>
+    <w:tmpl w:val="5CC08AC4"/>
+    <w:lvl w:ilvl="0">
+      <w:start w:val="1"/>
+      <w:numFmt w:val="bullet"/>
+      <w:lvlText w:val=""/>
+      <w:lvlJc w:val="left"/>
+      <w:pPr>
+        <w:tabs>
+          <w:tab w:val="num" w:pos="720"/>
+        </w:tabs>
+        <w:ind w:left="720" w:hanging="360"/>
+      </w:pPr>
+      <w:rPr>
+        <w:rFonts w:ascii="Symbol" w:hAnsi="Symbol" w:hint="default"/>
+        <w:sz w:val="20"/>
+      </w:rPr>
+    </w:lvl>
+    <w:lvl w:ilvl="1" w:tentative="1">
+      <w:start w:val="1"/>
+      <w:numFmt w:val="bullet"/>
+      <w:lvlText w:val=""/>
+      <w:lvlJc w:val="left"/>
+      <w:pPr>
+        <w:tabs>
+          <w:tab w:val="num" w:pos="1440"/>
+        </w:tabs>
+        <w:ind w:left="1440" w:hanging="360"/>
+      </w:pPr>
+      <w:rPr>
+        <w:rFonts w:ascii="Symbol" w:hAnsi="Symbol" w:hint="default"/>
+        <w:sz w:val="20"/>
+      </w:rPr>
+    </w:lvl>
+    <w:lvl w:ilvl="2" w:tentative="1">
+      <w:start w:val="1"/>
+      <w:numFmt w:val="bullet"/>
+      <w:lvlText w:val=""/>
+      <w:lvlJc w:val="left"/>
+      <w:pPr>
+        <w:tabs>
+          <w:tab w:val="num" w:pos="2160"/>
+        </w:tabs>
+        <w:ind w:left="2160" w:hanging="360"/>
+      </w:pPr>
+      <w:rPr>
+        <w:rFonts w:ascii="Symbol" w:hAnsi="Symbol" w:hint="default"/>
+        <w:sz w:val="20"/>
+      </w:rPr>
+    </w:lvl>
+    <w:lvl w:ilvl="3" w:tentative="1">
+      <w:start w:val="1"/>
+      <w:numFmt w:val="bullet"/>
+      <w:lvlText w:val=""/>
+      <w:lvlJc w:val="left"/>
+      <w:pPr>
+        <w:tabs>
+          <w:tab w:val="num" w:pos="2880"/>
+        </w:tabs>
+        <w:ind w:left="2880" w:hanging="360"/>
+      </w:pPr>
+      <w:rPr>
+        <w:rFonts w:ascii="Symbol" w:hAnsi="Symbol" w:hint="default"/>
+        <w:sz w:val="20"/>
+      </w:rPr>
+    </w:lvl>
+    <w:lvl w:ilvl="4" w:tentative="1">
+      <w:start w:val="1"/>
+      <w:numFmt w:val="bullet"/>
+      <w:lvlText w:val=""/>
+      <w:lvlJc w:val="left"/>
+      <w:pPr>
+        <w:tabs>
+          <w:tab w:val="num" w:pos="3600"/>
+        </w:tabs>
+        <w:ind w:left="3600" w:hanging="360"/>
+      </w:pPr>
+      <w:rPr>
+        <w:rFonts w:ascii="Symbol" w:hAnsi="Symbol" w:hint="default"/>
+        <w:sz w:val="20"/>
+      </w:rPr>
+    </w:lvl>
+    <w:lvl w:ilvl="5" w:tentative="1">
+      <w:start w:val="1"/>
+      <w:numFmt w:val="bullet"/>
+      <w:lvlText w:val=""/>
+      <w:lvlJc w:val="left"/>
+      <w:pPr>
+        <w:tabs>
+          <w:tab w:val="num" w:pos="4320"/>
+        </w:tabs>
+        <w:ind w:left="4320" w:hanging="360"/>
+      </w:pPr>
+      <w:rPr>
+        <w:rFonts w:ascii="Symbol" w:hAnsi="Symbol" w:hint="default"/>
+        <w:sz w:val="20"/>
+      </w:rPr>
+    </w:lvl>
+    <w:lvl w:ilvl="6" w:tentative="1">
+      <w:start w:val="1"/>
+      <w:numFmt w:val="bullet"/>
+      <w:lvlText w:val=""/>
+      <w:lvlJc w:val="left"/>
+      <w:pPr>
+        <w:tabs>
+          <w:tab w:val="num" w:pos="5040"/>
+        </w:tabs>
+        <w:ind w:left="5040" w:hanging="360"/>
+      </w:pPr>
+      <w:rPr>
+        <w:rFonts w:ascii="Symbol" w:hAnsi="Symbol" w:hint="default"/>
+        <w:sz w:val="20"/>
+      </w:rPr>
+    </w:lvl>
+    <w:lvl w:ilvl="7" w:tentative="1">
+      <w:start w:val="1"/>
+      <w:numFmt w:val="bullet"/>
+      <w:lvlText w:val=""/>
+      <w:lvlJc w:val="left"/>
+      <w:pPr>
+        <w:tabs>
+          <w:tab w:val="num" w:pos="5760"/>
+        </w:tabs>
+        <w:ind w:left="5760" w:hanging="360"/>
+      </w:pPr>
+      <w:rPr>
+        <w:rFonts w:ascii="Symbol" w:hAnsi="Symbol" w:hint="default"/>
+        <w:sz w:val="20"/>
+      </w:rPr>
+    </w:lvl>
+    <w:lvl w:ilvl="8" w:tentative="1">
+      <w:start w:val="1"/>
+      <w:numFmt w:val="bullet"/>
+      <w:lvlText w:val=""/>
+      <w:lvlJc w:val="left"/>
+      <w:pPr>
+        <w:tabs>
+          <w:tab w:val="num" w:pos="6480"/>
+        </w:tabs>
+        <w:ind w:left="6480" w:hanging="360"/>
+      </w:pPr>
+      <w:rPr>
+        <w:rFonts w:ascii="Symbol" w:hAnsi="Symbol" w:hint="default"/>
+        <w:sz w:val="20"/>
+      </w:rPr>
+    </w:lvl>
+  </w:abstractNum>
+  <w:num w:numId="1" w16cid:durableId="1365786822">
+    <w:abstractNumId w:val="1"/>
+  </w:num>
+  <w:num w:numId="2" w16cid:durableId="952440568">
+    <w:abstractNumId w:val="2"/>
+  </w:num>
+  <w:num w:numId="3" w16cid:durableId="1018386570">
+    <w:abstractNumId w:val="3"/>
+  </w:num>
+  <w:num w:numId="4" w16cid:durableId="39478740">
+    <w:abstractNumId w:val="4"/>
+  </w:num>
+  <w:num w:numId="5" w16cid:durableId="1217819418">
+    <w:abstractNumId w:val="0"/>
+  </w:num>
+</w:numbering>
 </file>
 
 <file path=word/styles.xml><?xml version="1.0" encoding="utf-8"?>
@@ -708,7 +1634,6 @@
   <w:style w:type="character" w:default="1" w:styleId="DefaultParagraphFont">
     <w:name w:val="Default Paragraph Font"/>
     <w:uiPriority w:val="1"/>
-    <w:semiHidden/>
     <w:unhideWhenUsed/>
   </w:style>
   <w:style w:type="table" w:default="1" w:styleId="TableNormal">
